--- a/ClaudeComBook/DocTemplates/subsidy.docx
+++ b/ClaudeComBook/DocTemplates/subsidy.docx
@@ -21,7 +21,16 @@
         <w:t xml:space="preserve">        </w:t>
       </w:r>
       <w:r>
-        <w:t xml:space="preserve">                                                  </w:t>
+        <w:t xml:space="preserve">                                                 </w:t>
+      </w:r>
+      <w:r>
+        <w:rPr>
+          <w:lang w:val="en-US"/>
+        </w:rPr>
+        <w:t xml:space="preserve"> </w:t>
+      </w:r>
+      <w:r>
+        <w:t xml:space="preserve"> </w:t>
       </w:r>
       <w:r>
         <w:rPr>
@@ -378,6 +387,12 @@
         </w:rPr>
         <w:t xml:space="preserve">  </w:t>
       </w:r>
+      <w:r>
+        <w:rPr>
+          <w:b/>
+        </w:rPr>
+        <w:t xml:space="preserve">Від </w:t>
+      </w:r>
       <w:proofErr w:type="spellStart"/>
       <w:r>
         <w:rPr>
@@ -1063,16 +1078,16 @@
         <w:tblLook w:val="01E0" w:firstRow="1" w:lastRow="1" w:firstColumn="1" w:lastColumn="1" w:noHBand="0" w:noVBand="0"/>
       </w:tblPr>
       <w:tblGrid>
-        <w:gridCol w:w="677"/>
-        <w:gridCol w:w="3487"/>
-        <w:gridCol w:w="1903"/>
-        <w:gridCol w:w="1377"/>
-        <w:gridCol w:w="2362"/>
+        <w:gridCol w:w="704"/>
+        <w:gridCol w:w="3808"/>
+        <w:gridCol w:w="1865"/>
+        <w:gridCol w:w="1345"/>
+        <w:gridCol w:w="2084"/>
       </w:tblGrid>
       <w:tr>
         <w:tc>
           <w:tcPr>
-            <w:tcW w:w="677" w:type="dxa"/>
+            <w:tcW w:w="704" w:type="dxa"/>
             <w:tcBorders>
               <w:top w:val="single" w:sz="4" w:space="0" w:color="auto"/>
               <w:left w:val="single" w:sz="4" w:space="0" w:color="auto"/>
@@ -1101,7 +1116,7 @@
         </w:tc>
         <w:tc>
           <w:tcPr>
-            <w:tcW w:w="3487" w:type="dxa"/>
+            <w:tcW w:w="3808" w:type="dxa"/>
             <w:tcBorders>
               <w:top w:val="single" w:sz="4" w:space="0" w:color="auto"/>
               <w:left w:val="single" w:sz="4" w:space="0" w:color="auto"/>
@@ -1150,7 +1165,7 @@
         </w:tc>
         <w:tc>
           <w:tcPr>
-            <w:tcW w:w="1903" w:type="dxa"/>
+            <w:tcW w:w="1865" w:type="dxa"/>
             <w:tcBorders>
               <w:top w:val="single" w:sz="4" w:space="0" w:color="auto"/>
               <w:left w:val="single" w:sz="4" w:space="0" w:color="auto"/>
@@ -1217,7 +1232,7 @@
         </w:tc>
         <w:tc>
           <w:tcPr>
-            <w:tcW w:w="1377" w:type="dxa"/>
+            <w:tcW w:w="1345" w:type="dxa"/>
             <w:tcBorders>
               <w:top w:val="single" w:sz="4" w:space="0" w:color="auto"/>
               <w:left w:val="single" w:sz="4" w:space="0" w:color="auto"/>
@@ -1256,7 +1271,7 @@
         </w:tc>
         <w:tc>
           <w:tcPr>
-            <w:tcW w:w="2362" w:type="dxa"/>
+            <w:tcW w:w="2084" w:type="dxa"/>
             <w:tcBorders>
               <w:top w:val="single" w:sz="4" w:space="0" w:color="auto"/>
               <w:left w:val="single" w:sz="4" w:space="0" w:color="auto"/>
@@ -1336,7 +1351,7 @@
         </w:trPr>
         <w:tc>
           <w:tcPr>
-            <w:tcW w:w="677" w:type="dxa"/>
+            <w:tcW w:w="704" w:type="dxa"/>
             <w:tcBorders>
               <w:top w:val="single" w:sz="4" w:space="0" w:color="auto"/>
               <w:left w:val="single" w:sz="4" w:space="0" w:color="auto"/>
@@ -1350,7 +1365,6 @@
               <w:rPr>
                 <w:sz w:val="22"/>
                 <w:szCs w:val="22"/>
-                <w:lang w:val="ru-RU"/>
               </w:rPr>
             </w:pPr>
             <w:r>
@@ -1365,7 +1379,7 @@
         </w:tc>
         <w:tc>
           <w:tcPr>
-            <w:tcW w:w="3487" w:type="dxa"/>
+            <w:tcW w:w="3808" w:type="dxa"/>
             <w:tcBorders>
               <w:top w:val="single" w:sz="4" w:space="0" w:color="auto"/>
               <w:left w:val="single" w:sz="4" w:space="0" w:color="auto"/>
@@ -1377,7 +1391,7 @@
             <w:pPr>
               <w:jc w:val="both"/>
               <w:rPr>
-                <w:lang w:val="ru-RU"/>
+                <w:lang w:val="en-US"/>
               </w:rPr>
             </w:pPr>
             <w:proofErr w:type="spellStart"/>
@@ -1393,12 +1407,18 @@
                 <w:lang w:val="ru-RU"/>
               </w:rPr>
               <w:t xml:space="preserve"> </w:t>
+            </w:r>
+            <w:r>
+              <w:rPr>
+                <w:lang w:val="en-US"/>
+              </w:rPr>
+              <w:t>{FR}</w:t>
             </w:r>
           </w:p>
         </w:tc>
         <w:tc>
           <w:tcPr>
-            <w:tcW w:w="1903" w:type="dxa"/>
+            <w:tcW w:w="1865" w:type="dxa"/>
             <w:tcBorders>
               <w:top w:val="single" w:sz="4" w:space="0" w:color="auto"/>
               <w:left w:val="single" w:sz="4" w:space="0" w:color="auto"/>
@@ -1425,7 +1445,7 @@
         </w:tc>
         <w:tc>
           <w:tcPr>
-            <w:tcW w:w="1377" w:type="dxa"/>
+            <w:tcW w:w="1345" w:type="dxa"/>
             <w:tcBorders>
               <w:top w:val="single" w:sz="4" w:space="0" w:color="auto"/>
               <w:left w:val="single" w:sz="4" w:space="0" w:color="auto"/>
@@ -1452,148 +1472,7 @@
         </w:tc>
         <w:tc>
           <w:tcPr>
-            <w:tcW w:w="2362" w:type="dxa"/>
-            <w:tcBorders>
-              <w:top w:val="single" w:sz="4" w:space="0" w:color="auto"/>
-              <w:left w:val="single" w:sz="4" w:space="0" w:color="auto"/>
-              <w:bottom w:val="single" w:sz="4" w:space="0" w:color="auto"/>
-              <w:right w:val="single" w:sz="4" w:space="0" w:color="auto"/>
-            </w:tcBorders>
-          </w:tcPr>
-          <w:p>
-            <w:pPr>
-              <w:jc w:val="both"/>
-            </w:pPr>
-            <w:r>
-              <w:t>Документ</w:t>
-            </w:r>
-          </w:p>
-        </w:tc>
-      </w:tr>
-      <w:tr>
-        <w:trPr>
-          <w:trHeight w:val="353"/>
-        </w:trPr>
-        <w:tc>
-          <w:tcPr>
-            <w:tcW w:w="677" w:type="dxa"/>
-            <w:tcBorders>
-              <w:top w:val="single" w:sz="4" w:space="0" w:color="auto"/>
-              <w:left w:val="single" w:sz="4" w:space="0" w:color="auto"/>
-              <w:bottom w:val="single" w:sz="4" w:space="0" w:color="auto"/>
-              <w:right w:val="single" w:sz="4" w:space="0" w:color="auto"/>
-            </w:tcBorders>
-          </w:tcPr>
-          <w:p>
-            <w:pPr>
-              <w:jc w:val="both"/>
-              <w:rPr>
-                <w:sz w:val="22"/>
-                <w:szCs w:val="22"/>
-                <w:lang w:val="en-US"/>
-              </w:rPr>
-            </w:pPr>
-            <w:r>
-              <w:rPr>
-                <w:sz w:val="22"/>
-                <w:szCs w:val="22"/>
-                <w:lang w:val="en-US"/>
-              </w:rPr>
-              <w:t>{</w:t>
-            </w:r>
-            <w:r>
-              <w:rPr>
-                <w:sz w:val="22"/>
-                <w:szCs w:val="22"/>
-              </w:rPr>
-              <w:t>№</w:t>
-            </w:r>
-            <w:r>
-              <w:rPr>
-                <w:sz w:val="22"/>
-                <w:szCs w:val="22"/>
-                <w:lang w:val="en-US"/>
-              </w:rPr>
-              <w:t>}</w:t>
-            </w:r>
-          </w:p>
-        </w:tc>
-        <w:tc>
-          <w:tcPr>
-            <w:tcW w:w="3487" w:type="dxa"/>
-            <w:tcBorders>
-              <w:top w:val="single" w:sz="4" w:space="0" w:color="auto"/>
-              <w:left w:val="single" w:sz="4" w:space="0" w:color="auto"/>
-              <w:bottom w:val="single" w:sz="4" w:space="0" w:color="auto"/>
-              <w:right w:val="single" w:sz="4" w:space="0" w:color="auto"/>
-            </w:tcBorders>
-          </w:tcPr>
-          <w:p>
-            <w:pPr>
-              <w:jc w:val="both"/>
-              <w:rPr>
-                <w:lang w:val="en-US"/>
-              </w:rPr>
-            </w:pPr>
-            <w:proofErr w:type="spellStart"/>
-            <w:r>
-              <w:rPr>
-                <w:lang w:val="en-US"/>
-              </w:rPr>
-              <w:t>full_name</w:t>
-            </w:r>
-            <w:proofErr w:type="spellEnd"/>
-          </w:p>
-        </w:tc>
-        <w:tc>
-          <w:tcPr>
-            <w:tcW w:w="1903" w:type="dxa"/>
-            <w:tcBorders>
-              <w:top w:val="single" w:sz="4" w:space="0" w:color="auto"/>
-              <w:left w:val="single" w:sz="4" w:space="0" w:color="auto"/>
-              <w:bottom w:val="single" w:sz="4" w:space="0" w:color="auto"/>
-              <w:right w:val="single" w:sz="4" w:space="0" w:color="auto"/>
-            </w:tcBorders>
-          </w:tcPr>
-          <w:p>
-            <w:pPr>
-              <w:jc w:val="both"/>
-            </w:pPr>
-            <w:r>
-              <w:t>член сім’ї</w:t>
-            </w:r>
-          </w:p>
-        </w:tc>
-        <w:tc>
-          <w:tcPr>
-            <w:tcW w:w="1377" w:type="dxa"/>
-            <w:tcBorders>
-              <w:top w:val="single" w:sz="4" w:space="0" w:color="auto"/>
-              <w:left w:val="single" w:sz="4" w:space="0" w:color="auto"/>
-              <w:bottom w:val="single" w:sz="4" w:space="0" w:color="auto"/>
-              <w:right w:val="single" w:sz="4" w:space="0" w:color="auto"/>
-            </w:tcBorders>
-          </w:tcPr>
-          <w:p>
-            <w:pPr>
-              <w:jc w:val="both"/>
-              <w:rPr>
-                <w:lang w:val="en-US"/>
-              </w:rPr>
-            </w:pPr>
-            <w:proofErr w:type="spellStart"/>
-            <w:r>
-              <w:rPr>
-                <w:lang w:val="en-US"/>
-              </w:rPr>
-              <w:t>birth_date</w:t>
-            </w:r>
-            <w:proofErr w:type="spellEnd"/>
-          </w:p>
-        </w:tc>
-        <w:tc>
-          <w:tcPr>
-            <w:tcW w:w="2362" w:type="dxa"/>
+            <w:tcW w:w="2084" w:type="dxa"/>
             <w:tcBorders>
               <w:top w:val="single" w:sz="4" w:space="0" w:color="auto"/>
               <w:left w:val="single" w:sz="4" w:space="0" w:color="auto"/>
@@ -2836,7 +2715,7 @@
       <w:pPr>
         <w:jc w:val="both"/>
         <w:rPr>
-          <w:lang w:val="ru-RU"/>
+          <w:lang w:val="en-US"/>
         </w:rPr>
       </w:pPr>
       <w:proofErr w:type="spellStart"/>
@@ -2931,6 +2810,14 @@
         <w:t>населення</w:t>
       </w:r>
       <w:proofErr w:type="spellEnd"/>
+    </w:p>
+    <w:p>
+      <w:pPr>
+        <w:jc w:val="both"/>
+        <w:rPr>
+          <w:lang w:val="en-US"/>
+        </w:rPr>
+      </w:pPr>
     </w:p>
     <w:p>
       <w:pPr>
@@ -2947,28 +2834,27 @@
           <w:tab w:val="left" w:pos="6050"/>
         </w:tabs>
         <w:jc w:val="both"/>
+      </w:pPr>
+      <w:r>
+        <w:rPr>
+          <w:lang w:val="ru-RU"/>
+        </w:rPr>
+        <w:t xml:space="preserve">Посада                                                                             </w:t>
+      </w:r>
+      <w:proofErr w:type="spellStart"/>
+      <w:r>
         <w:rPr>
           <w:lang w:val="en-US"/>
         </w:rPr>
-      </w:pPr>
-      <w:r>
-        <w:rPr>
-          <w:lang w:val="ru-RU"/>
-        </w:rPr>
-        <w:t xml:space="preserve">Посада_1                                                                              </w:t>
+        <w:t>Short</w:t>
       </w:r>
       <w:r>
         <w:rPr>
           <w:lang w:val="en-US"/>
         </w:rPr>
-        <w:t>Name_1 SURNAME_</w:t>
-      </w:r>
-      <w:r>
-        <w:rPr>
-          <w:lang w:val="en-US"/>
-        </w:rPr>
-        <w:t>1</w:t>
-      </w:r>
+        <w:t>Name</w:t>
+      </w:r>
+      <w:proofErr w:type="spellEnd"/>
     </w:p>
     <w:p>
       <w:pPr>
